--- a/docs/Qplus User Guide.docx
+++ b/docs/Qplus User Guide.docx
@@ -4435,6 +4435,23 @@
         <w:spacing w:after="120" w:before="280"/>
       </w:pPr>
       <w:r>
+        <w:t xml:space="preserve">What encryption does not do</w:t>
+      </w:r>
+    </w:p>
+    <w:p>
+      <w:pPr>
+        <w:spacing w:after="120"/>
+      </w:pPr>
+      <w:r>
+        <w:t xml:space="preserve">Encryption keeps your queries private. On its own it does not stop someone damaging the shared library: an attacker who could reach an unprotected server could still delete queries or add their own, without ever being able to read anything. That is what the server API key is for. Encryption gives you confidentiality; the key controls who may write. A shared server wants both.</w:t>
+      </w:r>
+    </w:p>
+    <w:p>
+      <w:pPr>
+        <w:pStyle w:val="Heading2"/>
+        <w:spacing w:after="120" w:before="280"/>
+      </w:pPr>
+      <w:r>
         <w:t xml:space="preserve">Turning it on</w:t>
       </w:r>
     </w:p>
@@ -5412,6 +5429,48 @@
                 <w:szCs w:val="19"/>
               </w:rPr>
               <w:t xml:space="preserve">They need the same encryption passphrase. Encryption is deliberately end-to-end, so the server cannot supply it.</w:t>
+            </w:r>
+          </w:p>
+        </w:tc>
+      </w:tr>
+      <w:tr>
+        <w:tc>
+          <w:tcPr>
+            <w:tcW w:type="dxa" w:w="3000"/>
+            <w:tcMar>
+              <w:top w:type="dxa" w:w="60"/>
+              <w:left w:type="dxa" w:w="100"/>
+              <w:bottom w:type="dxa" w:w="60"/>
+              <w:right w:type="dxa" w:w="100"/>
+            </w:tcMar>
+          </w:tcPr>
+          <w:p>
+            <w:r>
+              <w:rPr>
+                <w:sz w:val="19"/>
+                <w:szCs w:val="19"/>
+              </w:rPr>
+              <w:t xml:space="preserve">Sync returns 401 Unauthorized</w:t>
+            </w:r>
+          </w:p>
+        </w:tc>
+        <w:tc>
+          <w:tcPr>
+            <w:tcW w:type="dxa" w:w="6360"/>
+            <w:tcMar>
+              <w:top w:type="dxa" w:w="60"/>
+              <w:left w:type="dxa" w:w="100"/>
+              <w:bottom w:type="dxa" w:w="60"/>
+              <w:right w:type="dxa" w:w="100"/>
+            </w:tcMar>
+          </w:tcPr>
+          <w:p>
+            <w:r>
+              <w:rPr>
+                <w:sz w:val="19"/>
+                <w:szCs w:val="19"/>
+              </w:rPr>
+              <w:t xml:space="preserve">The API key is missing or wrong. Enter the key your server was configured with under Query ▸ Sync settings…</w:t>
             </w:r>
           </w:p>
         </w:tc>

--- a/docs/Qplus User Guide.docx
+++ b/docs/Qplus User Guide.docx
@@ -232,7 +232,7 @@
           <w:sz w:val="22"/>
           <w:szCs w:val="22"/>
         </w:rPr>
-        <w:t xml:space="preserve">12.  Saved queries and themes</w:t>
+        <w:t xml:space="preserve">12.  Saved queries and the library</w:t>
       </w:r>
     </w:p>
     <w:p>
@@ -4190,7 +4190,7 @@
         <w:spacing w:after="160" w:before="360"/>
       </w:pPr>
       <w:r>
-        <w:t xml:space="preserve">12. Saved queries and themes</w:t>
+        <w:t xml:space="preserve">12. Saved queries and the library</w:t>
       </w:r>
     </w:p>
     <w:p>
@@ -4199,7 +4199,7 @@
         <w:spacing w:after="120" w:before="280"/>
       </w:pPr>
       <w:r>
-        <w:t xml:space="preserve">The saved query library</w:t>
+        <w:t xml:space="preserve">Saving and finding a query</w:t>
       </w:r>
     </w:p>
     <w:p>
@@ -4207,7 +4207,595 @@
         <w:spacing w:after="120"/>
       </w:pPr>
       <w:r>
-        <w:t xml:space="preserve">To store the SQL in the current tab, click Save… next to the Saved box and give it a name and optional tags. To find it again, type any part of the name or a tag into the Saved box — the list filters as you type. Choosing an entry opens it in a new tab, so your current work is never overwritten. Delete removes the selected saved query.</w:t>
+        <w:t xml:space="preserve">To store the SQL in the current tab, click Save… next to the Saved box and give it a name, optional tags, and the engine it runs against. To find it again, type any part of the name or a tag into the Saved box — the list filters as you type. Choosing an entry opens it in a new tab, so your current work is never overwritten.</w:t>
+      </w:r>
+    </w:p>
+    <w:p>
+      <w:pPr>
+        <w:pStyle w:val="Heading2"/>
+        <w:spacing w:after="120" w:before="280"/>
+      </w:pPr>
+      <w:r>
+        <w:t xml:space="preserve">Managing the library</w:t>
+      </w:r>
+    </w:p>
+    <w:p>
+      <w:pPr>
+        <w:spacing w:after="120"/>
+      </w:pPr>
+      <w:r>
+        <w:t xml:space="preserve">The drop-down is for grabbing a query quickly. Once the library grows — particularly when colleagues start syncing their own queries in — use Query ▸ Query library… (or the Library… button) for the full view: every query with its scope, tags, when it was last edited, and whether it has reached the server yet.</w:t>
+      </w:r>
+    </w:p>
+    <w:tbl>
+      <w:tblPr>
+        <w:tblW w:type="dxa" w:w="9360"/>
+        <w:tblBorders>
+          <w:top w:val="single" w:color="auto" w:sz="4"/>
+          <w:left w:val="single" w:color="auto" w:sz="4"/>
+          <w:bottom w:val="single" w:color="auto" w:sz="4"/>
+          <w:right w:val="single" w:color="auto" w:sz="4"/>
+          <w:insideH w:val="single" w:color="auto" w:sz="4"/>
+          <w:insideV w:val="single" w:color="auto" w:sz="4"/>
+        </w:tblBorders>
+      </w:tblPr>
+      <w:tblGrid>
+        <w:gridCol w:w="2400"/>
+        <w:gridCol w:w="6960"/>
+      </w:tblGrid>
+      <w:tr>
+        <w:trPr>
+          <w:tblHeader/>
+        </w:trPr>
+        <w:tc>
+          <w:tcPr>
+            <w:tcW w:type="dxa" w:w="2400"/>
+            <w:shd w:fill="1F3864" w:color="auto" w:val="clear"/>
+            <w:tcMar>
+              <w:top w:type="dxa" w:w="60"/>
+              <w:left w:type="dxa" w:w="100"/>
+              <w:bottom w:type="dxa" w:w="60"/>
+              <w:right w:type="dxa" w:w="100"/>
+            </w:tcMar>
+          </w:tcPr>
+          <w:p>
+            <w:r>
+              <w:rPr>
+                <w:b/>
+                <w:bCs/>
+                <w:color w:val="FFFFFF"/>
+                <w:sz w:val="19"/>
+                <w:szCs w:val="19"/>
+              </w:rPr>
+              <w:t xml:space="preserve">Action</w:t>
+            </w:r>
+          </w:p>
+        </w:tc>
+        <w:tc>
+          <w:tcPr>
+            <w:tcW w:type="dxa" w:w="6960"/>
+            <w:shd w:fill="1F3864" w:color="auto" w:val="clear"/>
+            <w:tcMar>
+              <w:top w:type="dxa" w:w="60"/>
+              <w:left w:type="dxa" w:w="100"/>
+              <w:bottom w:type="dxa" w:w="60"/>
+              <w:right w:type="dxa" w:w="100"/>
+            </w:tcMar>
+          </w:tcPr>
+          <w:p>
+            <w:r>
+              <w:rPr>
+                <w:b/>
+                <w:bCs/>
+                <w:color w:val="FFFFFF"/>
+                <w:sz w:val="19"/>
+                <w:szCs w:val="19"/>
+              </w:rPr>
+              <w:t xml:space="preserve">What it does</w:t>
+            </w:r>
+          </w:p>
+        </w:tc>
+      </w:tr>
+      <w:tr>
+        <w:tc>
+          <w:tcPr>
+            <w:tcW w:type="dxa" w:w="2400"/>
+            <w:tcMar>
+              <w:top w:type="dxa" w:w="60"/>
+              <w:left w:type="dxa" w:w="100"/>
+              <w:bottom w:type="dxa" w:w="60"/>
+              <w:right w:type="dxa" w:w="100"/>
+            </w:tcMar>
+          </w:tcPr>
+          <w:p>
+            <w:r>
+              <w:rPr>
+                <w:sz w:val="19"/>
+                <w:szCs w:val="19"/>
+              </w:rPr>
+              <w:t xml:space="preserve">Find</w:t>
+            </w:r>
+          </w:p>
+        </w:tc>
+        <w:tc>
+          <w:tcPr>
+            <w:tcW w:type="dxa" w:w="6960"/>
+            <w:tcMar>
+              <w:top w:type="dxa" w:w="60"/>
+              <w:left w:type="dxa" w:w="100"/>
+              <w:bottom w:type="dxa" w:w="60"/>
+              <w:right w:type="dxa" w:w="100"/>
+            </w:tcMar>
+          </w:tcPr>
+          <w:p>
+            <w:r>
+              <w:rPr>
+                <w:sz w:val="19"/>
+                <w:szCs w:val="19"/>
+              </w:rPr>
+              <w:t xml:space="preserve">Filters as you type, across names, tags and the SQL text itself</w:t>
+            </w:r>
+          </w:p>
+        </w:tc>
+      </w:tr>
+      <w:tr>
+        <w:tc>
+          <w:tcPr>
+            <w:tcW w:type="dxa" w:w="2400"/>
+            <w:shd w:fill="F7F9FC" w:color="auto" w:val="clear"/>
+            <w:tcMar>
+              <w:top w:type="dxa" w:w="60"/>
+              <w:left w:type="dxa" w:w="100"/>
+              <w:bottom w:type="dxa" w:w="60"/>
+              <w:right w:type="dxa" w:w="100"/>
+            </w:tcMar>
+          </w:tcPr>
+          <w:p>
+            <w:r>
+              <w:rPr>
+                <w:sz w:val="19"/>
+                <w:szCs w:val="19"/>
+              </w:rPr>
+              <w:t xml:space="preserve">Runs against</w:t>
+            </w:r>
+          </w:p>
+        </w:tc>
+        <w:tc>
+          <w:tcPr>
+            <w:tcW w:type="dxa" w:w="6960"/>
+            <w:shd w:fill="F7F9FC" w:color="auto" w:val="clear"/>
+            <w:tcMar>
+              <w:top w:type="dxa" w:w="60"/>
+              <w:left w:type="dxa" w:w="100"/>
+              <w:bottom w:type="dxa" w:w="60"/>
+              <w:right w:type="dxa" w:w="100"/>
+            </w:tcMar>
+          </w:tcPr>
+          <w:p>
+            <w:r>
+              <w:rPr>
+                <w:sz w:val="19"/>
+                <w:szCs w:val="19"/>
+              </w:rPr>
+              <w:t xml:space="preserve">Narrows the list to queries for one engine</w:t>
+            </w:r>
+          </w:p>
+        </w:tc>
+      </w:tr>
+      <w:tr>
+        <w:tc>
+          <w:tcPr>
+            <w:tcW w:type="dxa" w:w="2400"/>
+            <w:tcMar>
+              <w:top w:type="dxa" w:w="60"/>
+              <w:left w:type="dxa" w:w="100"/>
+              <w:bottom w:type="dxa" w:w="60"/>
+              <w:right w:type="dxa" w:w="100"/>
+            </w:tcMar>
+          </w:tcPr>
+          <w:p>
+            <w:r>
+              <w:rPr>
+                <w:sz w:val="19"/>
+                <w:szCs w:val="19"/>
+              </w:rPr>
+              <w:t xml:space="preserve">Open in editor</w:t>
+            </w:r>
+          </w:p>
+        </w:tc>
+        <w:tc>
+          <w:tcPr>
+            <w:tcW w:type="dxa" w:w="6960"/>
+            <w:tcMar>
+              <w:top w:type="dxa" w:w="60"/>
+              <w:left w:type="dxa" w:w="100"/>
+              <w:bottom w:type="dxa" w:w="60"/>
+              <w:right w:type="dxa" w:w="100"/>
+            </w:tcMar>
+          </w:tcPr>
+          <w:p>
+            <w:r>
+              <w:rPr>
+                <w:sz w:val="19"/>
+                <w:szCs w:val="19"/>
+              </w:rPr>
+              <w:t xml:space="preserve">Opens the selected query in a new tab (double-clicking does the same)</w:t>
+            </w:r>
+          </w:p>
+        </w:tc>
+      </w:tr>
+      <w:tr>
+        <w:tc>
+          <w:tcPr>
+            <w:tcW w:type="dxa" w:w="2400"/>
+            <w:shd w:fill="F7F9FC" w:color="auto" w:val="clear"/>
+            <w:tcMar>
+              <w:top w:type="dxa" w:w="60"/>
+              <w:left w:type="dxa" w:w="100"/>
+              <w:bottom w:type="dxa" w:w="60"/>
+              <w:right w:type="dxa" w:w="100"/>
+            </w:tcMar>
+          </w:tcPr>
+          <w:p>
+            <w:r>
+              <w:rPr>
+                <w:sz w:val="19"/>
+                <w:szCs w:val="19"/>
+              </w:rPr>
+              <w:t xml:space="preserve">Edit properties…</w:t>
+            </w:r>
+          </w:p>
+        </w:tc>
+        <w:tc>
+          <w:tcPr>
+            <w:tcW w:type="dxa" w:w="6960"/>
+            <w:shd w:fill="F7F9FC" w:color="auto" w:val="clear"/>
+            <w:tcMar>
+              <w:top w:type="dxa" w:w="60"/>
+              <w:left w:type="dxa" w:w="100"/>
+              <w:bottom w:type="dxa" w:w="60"/>
+              <w:right w:type="dxa" w:w="100"/>
+            </w:tcMar>
+          </w:tcPr>
+          <w:p>
+            <w:r>
+              <w:rPr>
+                <w:sz w:val="19"/>
+                <w:szCs w:val="19"/>
+              </w:rPr>
+              <w:t xml:space="preserve">Changes the name, tags or engine scope</w:t>
+            </w:r>
+          </w:p>
+        </w:tc>
+      </w:tr>
+      <w:tr>
+        <w:tc>
+          <w:tcPr>
+            <w:tcW w:type="dxa" w:w="2400"/>
+            <w:tcMar>
+              <w:top w:type="dxa" w:w="60"/>
+              <w:left w:type="dxa" w:w="100"/>
+              <w:bottom w:type="dxa" w:w="60"/>
+              <w:right w:type="dxa" w:w="100"/>
+            </w:tcMar>
+          </w:tcPr>
+          <w:p>
+            <w:r>
+              <w:rPr>
+                <w:sz w:val="19"/>
+                <w:szCs w:val="19"/>
+              </w:rPr>
+              <w:t xml:space="preserve">Duplicate</w:t>
+            </w:r>
+          </w:p>
+        </w:tc>
+        <w:tc>
+          <w:tcPr>
+            <w:tcW w:type="dxa" w:w="6960"/>
+            <w:tcMar>
+              <w:top w:type="dxa" w:w="60"/>
+              <w:left w:type="dxa" w:w="100"/>
+              <w:bottom w:type="dxa" w:w="60"/>
+              <w:right w:type="dxa" w:w="100"/>
+            </w:tcMar>
+          </w:tcPr>
+          <w:p>
+            <w:r>
+              <w:rPr>
+                <w:sz w:val="19"/>
+                <w:szCs w:val="19"/>
+              </w:rPr>
+              <w:t xml:space="preserve">Copies a query so you can adapt it without losing the original</w:t>
+            </w:r>
+          </w:p>
+        </w:tc>
+      </w:tr>
+      <w:tr>
+        <w:tc>
+          <w:tcPr>
+            <w:tcW w:type="dxa" w:w="2400"/>
+            <w:shd w:fill="F7F9FC" w:color="auto" w:val="clear"/>
+            <w:tcMar>
+              <w:top w:type="dxa" w:w="60"/>
+              <w:left w:type="dxa" w:w="100"/>
+              <w:bottom w:type="dxa" w:w="60"/>
+              <w:right w:type="dxa" w:w="100"/>
+            </w:tcMar>
+          </w:tcPr>
+          <w:p>
+            <w:r>
+              <w:rPr>
+                <w:sz w:val="19"/>
+                <w:szCs w:val="19"/>
+              </w:rPr>
+              <w:t xml:space="preserve">Delete</w:t>
+            </w:r>
+          </w:p>
+        </w:tc>
+        <w:tc>
+          <w:tcPr>
+            <w:tcW w:type="dxa" w:w="6960"/>
+            <w:shd w:fill="F7F9FC" w:color="auto" w:val="clear"/>
+            <w:tcMar>
+              <w:top w:type="dxa" w:w="60"/>
+              <w:left w:type="dxa" w:w="100"/>
+              <w:bottom w:type="dxa" w:w="60"/>
+              <w:right w:type="dxa" w:w="100"/>
+            </w:tcMar>
+          </w:tcPr>
+          <w:p>
+            <w:r>
+              <w:rPr>
+                <w:sz w:val="19"/>
+                <w:szCs w:val="19"/>
+              </w:rPr>
+              <w:t xml:space="preserve">Removes the selected queries — several at once, with a confirmation</w:t>
+            </w:r>
+          </w:p>
+        </w:tc>
+      </w:tr>
+      <w:tr>
+        <w:tc>
+          <w:tcPr>
+            <w:tcW w:type="dxa" w:w="2400"/>
+            <w:tcMar>
+              <w:top w:type="dxa" w:w="60"/>
+              <w:left w:type="dxa" w:w="100"/>
+              <w:bottom w:type="dxa" w:w="60"/>
+              <w:right w:type="dxa" w:w="100"/>
+            </w:tcMar>
+          </w:tcPr>
+          <w:p>
+            <w:r>
+              <w:rPr>
+                <w:sz w:val="19"/>
+                <w:szCs w:val="19"/>
+              </w:rPr>
+              <w:t xml:space="preserve">Show deleted / Restore</w:t>
+            </w:r>
+          </w:p>
+        </w:tc>
+        <w:tc>
+          <w:tcPr>
+            <w:tcW w:type="dxa" w:w="6960"/>
+            <w:tcMar>
+              <w:top w:type="dxa" w:w="60"/>
+              <w:left w:type="dxa" w:w="100"/>
+              <w:bottom w:type="dxa" w:w="60"/>
+              <w:right w:type="dxa" w:w="100"/>
+            </w:tcMar>
+          </w:tcPr>
+          <w:p>
+            <w:r>
+              <w:rPr>
+                <w:sz w:val="19"/>
+                <w:szCs w:val="19"/>
+              </w:rPr>
+              <w:t xml:space="preserve">Lists queries you have deleted and brings any of them back</w:t>
+            </w:r>
+          </w:p>
+        </w:tc>
+      </w:tr>
+      <w:tr>
+        <w:tc>
+          <w:tcPr>
+            <w:tcW w:type="dxa" w:w="2400"/>
+            <w:shd w:fill="F7F9FC" w:color="auto" w:val="clear"/>
+            <w:tcMar>
+              <w:top w:type="dxa" w:w="60"/>
+              <w:left w:type="dxa" w:w="100"/>
+              <w:bottom w:type="dxa" w:w="60"/>
+              <w:right w:type="dxa" w:w="100"/>
+            </w:tcMar>
+          </w:tcPr>
+          <w:p>
+            <w:r>
+              <w:rPr>
+                <w:sz w:val="19"/>
+                <w:szCs w:val="19"/>
+              </w:rPr>
+              <w:t xml:space="preserve">Set scope</w:t>
+            </w:r>
+          </w:p>
+        </w:tc>
+        <w:tc>
+          <w:tcPr>
+            <w:tcW w:type="dxa" w:w="6960"/>
+            <w:shd w:fill="F7F9FC" w:color="auto" w:val="clear"/>
+            <w:tcMar>
+              <w:top w:type="dxa" w:w="60"/>
+              <w:left w:type="dxa" w:w="100"/>
+              <w:bottom w:type="dxa" w:w="60"/>
+              <w:right w:type="dxa" w:w="100"/>
+            </w:tcMar>
+          </w:tcPr>
+          <w:p>
+            <w:r>
+              <w:rPr>
+                <w:sz w:val="19"/>
+                <w:szCs w:val="19"/>
+              </w:rPr>
+              <w:t xml:space="preserve">Marks a whole selection as Either, SQL Server only or Oracle only</w:t>
+            </w:r>
+          </w:p>
+        </w:tc>
+      </w:tr>
+      <w:tr>
+        <w:tc>
+          <w:tcPr>
+            <w:tcW w:type="dxa" w:w="2400"/>
+            <w:tcMar>
+              <w:top w:type="dxa" w:w="60"/>
+              <w:left w:type="dxa" w:w="100"/>
+              <w:bottom w:type="dxa" w:w="60"/>
+              <w:right w:type="dxa" w:w="100"/>
+            </w:tcMar>
+          </w:tcPr>
+          <w:p>
+            <w:r>
+              <w:rPr>
+                <w:sz w:val="19"/>
+                <w:szCs w:val="19"/>
+              </w:rPr>
+              <w:t xml:space="preserve">Export selected…</w:t>
+            </w:r>
+          </w:p>
+        </w:tc>
+        <w:tc>
+          <w:tcPr>
+            <w:tcW w:type="dxa" w:w="6960"/>
+            <w:tcMar>
+              <w:top w:type="dxa" w:w="60"/>
+              <w:left w:type="dxa" w:w="100"/>
+              <w:bottom w:type="dxa" w:w="60"/>
+              <w:right w:type="dxa" w:w="100"/>
+            </w:tcMar>
+          </w:tcPr>
+          <w:p>
+            <w:r>
+              <w:rPr>
+                <w:sz w:val="19"/>
+                <w:szCs w:val="19"/>
+              </w:rPr>
+              <w:t xml:space="preserve">Writes the chosen queries to a .sql file</w:t>
+            </w:r>
+          </w:p>
+        </w:tc>
+      </w:tr>
+      <w:tr>
+        <w:tc>
+          <w:tcPr>
+            <w:tcW w:type="dxa" w:w="2400"/>
+            <w:shd w:fill="F7F9FC" w:color="auto" w:val="clear"/>
+            <w:tcMar>
+              <w:top w:type="dxa" w:w="60"/>
+              <w:left w:type="dxa" w:w="100"/>
+              <w:bottom w:type="dxa" w:w="60"/>
+              <w:right w:type="dxa" w:w="100"/>
+            </w:tcMar>
+          </w:tcPr>
+          <w:p>
+            <w:r>
+              <w:rPr>
+                <w:sz w:val="19"/>
+                <w:szCs w:val="19"/>
+              </w:rPr>
+              <w:t xml:space="preserve">Import .sql…</w:t>
+            </w:r>
+          </w:p>
+        </w:tc>
+        <w:tc>
+          <w:tcPr>
+            <w:tcW w:type="dxa" w:w="6960"/>
+            <w:shd w:fill="F7F9FC" w:color="auto" w:val="clear"/>
+            <w:tcMar>
+              <w:top w:type="dxa" w:w="60"/>
+              <w:left w:type="dxa" w:w="100"/>
+              <w:bottom w:type="dxa" w:w="60"/>
+              <w:right w:type="dxa" w:w="100"/>
+            </w:tcMar>
+          </w:tcPr>
+          <w:p>
+            <w:r>
+              <w:rPr>
+                <w:sz w:val="19"/>
+                <w:szCs w:val="19"/>
+              </w:rPr>
+              <w:t xml:space="preserve">Adds one or more .sql files to the library</w:t>
+            </w:r>
+          </w:p>
+        </w:tc>
+      </w:tr>
+      <w:tr>
+        <w:tc>
+          <w:tcPr>
+            <w:tcW w:type="dxa" w:w="2400"/>
+            <w:tcMar>
+              <w:top w:type="dxa" w:w="60"/>
+              <w:left w:type="dxa" w:w="100"/>
+              <w:bottom w:type="dxa" w:w="60"/>
+              <w:right w:type="dxa" w:w="100"/>
+            </w:tcMar>
+          </w:tcPr>
+          <w:p>
+            <w:r>
+              <w:rPr>
+                <w:sz w:val="19"/>
+                <w:szCs w:val="19"/>
+              </w:rPr>
+              <w:t xml:space="preserve">Sync now</w:t>
+            </w:r>
+          </w:p>
+        </w:tc>
+        <w:tc>
+          <w:tcPr>
+            <w:tcW w:type="dxa" w:w="6960"/>
+            <w:tcMar>
+              <w:top w:type="dxa" w:w="60"/>
+              <w:left w:type="dxa" w:w="100"/>
+              <w:bottom w:type="dxa" w:w="60"/>
+              <w:right w:type="dxa" w:w="100"/>
+            </w:tcMar>
+          </w:tcPr>
+          <w:p>
+            <w:r>
+              <w:rPr>
+                <w:sz w:val="19"/>
+                <w:szCs w:val="19"/>
+              </w:rPr>
+              <w:t xml:space="preserve">Runs a sync without leaving the window</w:t>
+            </w:r>
+          </w:p>
+        </w:tc>
+      </w:tr>
+    </w:tbl>
+    <w:p>
+      <w:pPr>
+        <w:spacing w:after="120"/>
+      </w:pPr>
+      <w:r>
+        <w:t xml:space="preserve">The Sync column tells you whether each query has been uploaded. Anything marked “Not yet synced” exists only on this machine until the next sync.</w:t>
+      </w:r>
+    </w:p>
+    <w:p>
+      <w:pPr>
+        <w:pBdr>
+          <w:left w:val="single" w:color="1F3864" w:sz="18" w:space="8"/>
+        </w:pBdr>
+        <w:shd w:fill="DEEAF6" w:color="auto" w:val="clear"/>
+        <w:spacing w:after="140" w:before="100"/>
+        <w:ind w:left="180" w:right="180"/>
+      </w:pPr>
+      <w:r>
+        <w:rPr>
+          <w:b/>
+          <w:bCs/>
+          <w:color w:val="1F3864"/>
+        </w:rPr>
+        <w:t xml:space="preserve">Tip  </w:t>
+      </w:r>
+      <w:r>
+        <w:t xml:space="preserve">A deleted query is kept until every machine has seen the deletion, which is exactly why Show deleted can bring it back. Restore it and sync, and it returns everywhere.</w:t>
       </w:r>
     </w:p>
     <w:p>

--- a/docs/Qplus User Guide.docx
+++ b/docs/Qplus User Guide.docx
@@ -62,7 +62,7 @@
           <w:sz w:val="22"/>
           <w:szCs w:val="22"/>
         </w:rPr>
-        <w:t xml:space="preserve">Version 0.3.0</w:t>
+        <w:t xml:space="preserve">Version 0.4.0</w:t>
       </w:r>
     </w:p>
     <w:p>
@@ -6128,7 +6128,7 @@
         <w:sz w:val="18"/>
         <w:szCs w:val="18"/>
       </w:rPr>
-      <w:t xml:space="preserve">Qplus 0.3.0  —  page </w:t>
+      <w:t xml:space="preserve">Qplus 0.4.0  —  page </w:t>
     </w:r>
     <w:r>
       <w:rPr>

--- a/docs/Qplus User Guide.docx
+++ b/docs/Qplus User Guide.docx
@@ -4207,7 +4207,97 @@
         <w:spacing w:after="120"/>
       </w:pPr>
       <w:r>
-        <w:t xml:space="preserve">To store the SQL in the current tab, click Save… next to the Saved box and give it a name, optional tags, and the engine it runs against. To find it again, type any part of the name or a tag into the Saved box — the list filters as you type. Choosing an entry opens it in a new tab, so your current work is never overwritten.</w:t>
+        <w:t xml:space="preserve">To store the SQL in the current tab, click Save… next to the Saved box and give it a name, a folder, optional tags, and the engine it runs against. To find it again, type any part of the name, folder or tag into the Saved box — the list filters as you type. Choosing an entry opens it in a new tab, so your current work is never overwritten.</w:t>
+      </w:r>
+    </w:p>
+    <w:p>
+      <w:pPr>
+        <w:pStyle w:val="Heading2"/>
+        <w:spacing w:after="120" w:before="280"/>
+      </w:pPr>
+      <w:r>
+        <w:t xml:space="preserve">Folders</w:t>
+      </w:r>
+    </w:p>
+    <w:p>
+      <w:pPr>
+        <w:spacing w:after="120"/>
+      </w:pPr>
+      <w:r>
+        <w:t xml:space="preserve">The Save dialog has a Folder box listing the folders already in use. Pick one, or type a new name to create it on the spot — there is no separate step for making a folder, and no empty folders left behind, because a folder exists exactly as long as there is something filed in it.</w:t>
+      </w:r>
+    </w:p>
+    <w:p>
+      <w:pPr>
+        <w:pStyle w:val="ListParagraph"/>
+        <w:numPr>
+          <w:ilvl w:val="0"/>
+          <w:numId w:val="3"/>
+        </w:numPr>
+        <w:spacing w:after="60"/>
+      </w:pPr>
+      <w:r>
+        <w:t xml:space="preserve">Leave the box blank to save the query without a folder.</w:t>
+      </w:r>
+    </w:p>
+    <w:p>
+      <w:pPr>
+        <w:pStyle w:val="ListParagraph"/>
+        <w:numPr>
+          <w:ilvl w:val="0"/>
+          <w:numId w:val="3"/>
+        </w:numPr>
+        <w:spacing w:after="60"/>
+      </w:pPr>
+      <w:r>
+        <w:t xml:space="preserve">Use a forward slash to nest, for example Reporting/Monthly.</w:t>
+      </w:r>
+    </w:p>
+    <w:p>
+      <w:pPr>
+        <w:pStyle w:val="ListParagraph"/>
+        <w:numPr>
+          <w:ilvl w:val="0"/>
+          <w:numId w:val="3"/>
+        </w:numPr>
+        <w:spacing w:after="60"/>
+      </w:pPr>
+      <w:r>
+        <w:t xml:space="preserve">The Saved drop-down shows entries as “Folder / Name”.</w:t>
+      </w:r>
+    </w:p>
+    <w:p>
+      <w:pPr>
+        <w:pStyle w:val="ListParagraph"/>
+        <w:numPr>
+          <w:ilvl w:val="0"/>
+          <w:numId w:val="3"/>
+        </w:numPr>
+        <w:spacing w:after="60"/>
+      </w:pPr>
+      <w:r>
+        <w:t xml:space="preserve">To re-file queries later, select them in the query library and use Move to folder…</w:t>
+      </w:r>
+    </w:p>
+    <w:p>
+      <w:pPr>
+        <w:pBdr>
+          <w:left w:val="single" w:color="1F3864" w:sz="18" w:space="8"/>
+        </w:pBdr>
+        <w:shd w:fill="DEEAF6" w:color="auto" w:val="clear"/>
+        <w:spacing w:after="140" w:before="100"/>
+        <w:ind w:left="180" w:right="180"/>
+      </w:pPr>
+      <w:r>
+        <w:rPr>
+          <w:b/>
+          <w:bCs/>
+          <w:color w:val="1F3864"/>
+        </w:rPr>
+        <w:t xml:space="preserve">Note  </w:t>
+      </w:r>
+      <w:r>
+        <w:t xml:space="preserve">If you have turned on query encryption, folder names are encrypted too. A folder called “Project Falcon” says something about your work even if nobody can read the queries inside it, so it is protected the same way.</w:t>
       </w:r>
     </w:p>
     <w:p>
@@ -4399,6 +4489,49 @@
                 <w:sz w:val="19"/>
                 <w:szCs w:val="19"/>
               </w:rPr>
+              <w:t xml:space="preserve">Folder</w:t>
+            </w:r>
+          </w:p>
+        </w:tc>
+        <w:tc>
+          <w:tcPr>
+            <w:tcW w:type="dxa" w:w="6960"/>
+            <w:tcMar>
+              <w:top w:type="dxa" w:w="60"/>
+              <w:left w:type="dxa" w:w="100"/>
+              <w:bottom w:type="dxa" w:w="60"/>
+              <w:right w:type="dxa" w:w="100"/>
+            </w:tcMar>
+          </w:tcPr>
+          <w:p>
+            <w:r>
+              <w:rPr>
+                <w:sz w:val="19"/>
+                <w:szCs w:val="19"/>
+              </w:rPr>
+              <w:t xml:space="preserve">Narrows the list to one folder, or to queries with no folder</w:t>
+            </w:r>
+          </w:p>
+        </w:tc>
+      </w:tr>
+      <w:tr>
+        <w:tc>
+          <w:tcPr>
+            <w:tcW w:type="dxa" w:w="2400"/>
+            <w:shd w:fill="F7F9FC" w:color="auto" w:val="clear"/>
+            <w:tcMar>
+              <w:top w:type="dxa" w:w="60"/>
+              <w:left w:type="dxa" w:w="100"/>
+              <w:bottom w:type="dxa" w:w="60"/>
+              <w:right w:type="dxa" w:w="100"/>
+            </w:tcMar>
+          </w:tcPr>
+          <w:p>
+            <w:r>
+              <w:rPr>
+                <w:sz w:val="19"/>
+                <w:szCs w:val="19"/>
+              </w:rPr>
               <w:t xml:space="preserve">Open in editor</w:t>
             </w:r>
           </w:p>
@@ -4406,6 +4539,7 @@
         <w:tc>
           <w:tcPr>
             <w:tcW w:type="dxa" w:w="6960"/>
+            <w:shd w:fill="F7F9FC" w:color="auto" w:val="clear"/>
             <w:tcMar>
               <w:top w:type="dxa" w:w="60"/>
               <w:left w:type="dxa" w:w="100"/>
@@ -4428,7 +4562,6 @@
         <w:tc>
           <w:tcPr>
             <w:tcW w:type="dxa" w:w="2400"/>
-            <w:shd w:fill="F7F9FC" w:color="auto" w:val="clear"/>
             <w:tcMar>
               <w:top w:type="dxa" w:w="60"/>
               <w:left w:type="dxa" w:w="100"/>
@@ -4449,7 +4582,6 @@
         <w:tc>
           <w:tcPr>
             <w:tcW w:type="dxa" w:w="6960"/>
-            <w:shd w:fill="F7F9FC" w:color="auto" w:val="clear"/>
             <w:tcMar>
               <w:top w:type="dxa" w:w="60"/>
               <w:left w:type="dxa" w:w="100"/>
@@ -4464,6 +4596,50 @@
                 <w:szCs w:val="19"/>
               </w:rPr>
               <w:t xml:space="preserve">Changes the name, tags or engine scope</w:t>
+            </w:r>
+          </w:p>
+        </w:tc>
+      </w:tr>
+      <w:tr>
+        <w:tc>
+          <w:tcPr>
+            <w:tcW w:type="dxa" w:w="2400"/>
+            <w:shd w:fill="F7F9FC" w:color="auto" w:val="clear"/>
+            <w:tcMar>
+              <w:top w:type="dxa" w:w="60"/>
+              <w:left w:type="dxa" w:w="100"/>
+              <w:bottom w:type="dxa" w:w="60"/>
+              <w:right w:type="dxa" w:w="100"/>
+            </w:tcMar>
+          </w:tcPr>
+          <w:p>
+            <w:r>
+              <w:rPr>
+                <w:sz w:val="19"/>
+                <w:szCs w:val="19"/>
+              </w:rPr>
+              <w:t xml:space="preserve">Move to folder…</w:t>
+            </w:r>
+          </w:p>
+        </w:tc>
+        <w:tc>
+          <w:tcPr>
+            <w:tcW w:type="dxa" w:w="6960"/>
+            <w:shd w:fill="F7F9FC" w:color="auto" w:val="clear"/>
+            <w:tcMar>
+              <w:top w:type="dxa" w:w="60"/>
+              <w:left w:type="dxa" w:w="100"/>
+              <w:bottom w:type="dxa" w:w="60"/>
+              <w:right w:type="dxa" w:w="100"/>
+            </w:tcMar>
+          </w:tcPr>
+          <w:p>
+            <w:r>
+              <w:rPr>
+                <w:sz w:val="19"/>
+                <w:szCs w:val="19"/>
+              </w:rPr>
+              <w:t xml:space="preserve">Re-files the whole selection into an existing or new folder</w:t>
             </w:r>
           </w:p>
         </w:tc>
